--- a/sharepoint-html-kit/appreciation/VERSION-3.4.docx
+++ b/sharepoint-html-kit/appreciation/VERSION-3.4.docx
@@ -31,7 +31,7 @@
         <w:t xml:space="preserve"> </w:t>
       </w:r>
       <w:r>
-        <w:t xml:space="preserve">(remplace la v3.3, mêmes formulaires et mêmes adresses).</w:t>
+        <w:t xml:space="preserve">(remplacé depuis par la v3.5 ; remplaçait la v3.3, mêmes formulaires et mêmes adresses).</w:t>
       </w:r>
     </w:p>
     <w:bookmarkStart w:id="20" w:name="ce-quon-a-constaté-le-19-octobre-2026"/>
